--- a/fuentes/CF2_12310041_DU.docx
+++ b/fuentes/CF2_12310041_DU.docx
@@ -3,8 +3,6 @@
 <w:document xmlns:wpc="http://schemas.microsoft.com/office/word/2010/wordprocessingCanvas" xmlns:mc="http://schemas.openxmlformats.org/markup-compatibility/2006" xmlns:o="urn:schemas-microsoft-com:office:office" xmlns:r="http://schemas.openxmlformats.org/officeDocument/2006/relationships" xmlns:m="http://schemas.openxmlformats.org/officeDocument/2006/math" xmlns:v="urn:schemas-microsoft-com:vml" xmlns:wp14="http://schemas.microsoft.com/office/word/2010/wordprocessingDrawing" xmlns:wp="http://schemas.openxmlformats.org/drawingml/2006/wordprocessingDrawing" xmlns:w10="urn:schemas-microsoft-com:office:word" xmlns:w="http://schemas.openxmlformats.org/wordprocessingml/2006/main" xmlns:w14="http://schemas.microsoft.com/office/word/2010/wordml" xmlns:w15="http://schemas.microsoft.com/office/word/2012/wordml" xmlns:wpg="http://schemas.microsoft.com/office/word/2010/wordprocessingGroup" xmlns:wpi="http://schemas.microsoft.com/office/word/2010/wordprocessingInk" xmlns:wne="http://schemas.microsoft.com/office/word/2006/wordml" xmlns:wps="http://schemas.microsoft.com/office/word/2010/wordprocessingShape" mc:Ignorable="w14 w15 wp14">
   <w:body>
     <w:p>
-      <w:bookmarkStart w:id="0" w:name="_GoBack"/>
-      <w:bookmarkEnd w:id="0"/>
       <w:r>
         <w:rPr>
           <w:noProof/>
@@ -25,7 +23,7 @@
             <wp:docPr id="6" name="Imagen 2">
               <a:extLst xmlns:a="http://schemas.openxmlformats.org/drawingml/2006/main">
                 <a:ext uri="{C183D7F6-B498-43B3-948B-1728B52AA6E4}">
-                  <adec:decorative xmlns:adec="http://schemas.microsoft.com/office/drawing/2017/decorative" xmlns:w16se="http://schemas.microsoft.com/office/word/2015/wordml/symex" xmlns:w16cid="http://schemas.microsoft.com/office/word/2016/wordml/cid" xmlns:w="http://schemas.openxmlformats.org/wordprocessingml/2006/main" xmlns:w10="urn:schemas-microsoft-com:office:word" xmlns:v="urn:schemas-microsoft-com:vml" xmlns:o="urn:schemas-microsoft-com:office:office" xmlns:am3d="http://schemas.microsoft.com/office/drawing/2017/model3d" xmlns:aink="http://schemas.microsoft.com/office/drawing/2016/ink" xmlns:cx8="http://schemas.microsoft.com/office/drawing/2016/5/14/chartex" xmlns:cx7="http://schemas.microsoft.com/office/drawing/2016/5/13/chartex" xmlns:cx6="http://schemas.microsoft.com/office/drawing/2016/5/12/chartex" xmlns:cx5="http://schemas.microsoft.com/office/drawing/2016/5/11/chartex" xmlns:cx4="http://schemas.microsoft.com/office/drawing/2016/5/10/chartex" xmlns:cx3="http://schemas.microsoft.com/office/drawing/2016/5/9/chartex" xmlns:cx2="http://schemas.microsoft.com/office/drawing/2015/10/21/chartex" xmlns:cx1="http://schemas.microsoft.com/office/drawing/2015/9/8/chartex" xmlns:cx="http://schemas.microsoft.com/office/drawing/2014/chartex" xmlns="" val="1"/>
+                  <adec:decorative xmlns:arto="http://schemas.microsoft.com/office/word/2006/arto" xmlns="" xmlns:cx="http://schemas.microsoft.com/office/drawing/2014/chartex" xmlns:cx1="http://schemas.microsoft.com/office/drawing/2015/9/8/chartex" xmlns:cx2="http://schemas.microsoft.com/office/drawing/2015/10/21/chartex" xmlns:cx3="http://schemas.microsoft.com/office/drawing/2016/5/9/chartex" xmlns:cx4="http://schemas.microsoft.com/office/drawing/2016/5/10/chartex" xmlns:cx5="http://schemas.microsoft.com/office/drawing/2016/5/11/chartex" xmlns:cx6="http://schemas.microsoft.com/office/drawing/2016/5/12/chartex" xmlns:cx7="http://schemas.microsoft.com/office/drawing/2016/5/13/chartex" xmlns:cx8="http://schemas.microsoft.com/office/drawing/2016/5/14/chartex" xmlns:aink="http://schemas.microsoft.com/office/drawing/2016/ink" xmlns:am3d="http://schemas.microsoft.com/office/drawing/2017/model3d" xmlns:o="urn:schemas-microsoft-com:office:office" xmlns:v="urn:schemas-microsoft-com:vml" xmlns:w10="urn:schemas-microsoft-com:office:word" xmlns:w="http://schemas.openxmlformats.org/wordprocessingml/2006/main" xmlns:w16cid="http://schemas.microsoft.com/office/word/2016/wordml/cid" xmlns:w16se="http://schemas.microsoft.com/office/word/2015/wordml/symex" xmlns:adec="http://schemas.microsoft.com/office/drawing/2017/decorative" val="1"/>
                 </a:ext>
               </a:extLst>
             </wp:docPr>
@@ -153,7 +151,7 @@
                 <wp:docPr id="4" name="Rectángulo 4">
                   <a:extLst xmlns:a="http://schemas.openxmlformats.org/drawingml/2006/main">
                     <a:ext uri="{C183D7F6-B498-43B3-948B-1728B52AA6E4}">
-                      <adec:decorative xmlns:adec="http://schemas.microsoft.com/office/drawing/2017/decorative" xmlns:w16se="http://schemas.microsoft.com/office/word/2015/wordml/symex" xmlns:w16cid="http://schemas.microsoft.com/office/word/2016/wordml/cid" xmlns:w="http://schemas.openxmlformats.org/wordprocessingml/2006/main" xmlns:w10="urn:schemas-microsoft-com:office:word" xmlns:v="urn:schemas-microsoft-com:vml" xmlns:o="urn:schemas-microsoft-com:office:office" xmlns:am3d="http://schemas.microsoft.com/office/drawing/2017/model3d" xmlns:aink="http://schemas.microsoft.com/office/drawing/2016/ink" xmlns:cx8="http://schemas.microsoft.com/office/drawing/2016/5/14/chartex" xmlns:cx7="http://schemas.microsoft.com/office/drawing/2016/5/13/chartex" xmlns:cx6="http://schemas.microsoft.com/office/drawing/2016/5/12/chartex" xmlns:cx5="http://schemas.microsoft.com/office/drawing/2016/5/11/chartex" xmlns:cx4="http://schemas.microsoft.com/office/drawing/2016/5/10/chartex" xmlns:cx3="http://schemas.microsoft.com/office/drawing/2016/5/9/chartex" xmlns:cx2="http://schemas.microsoft.com/office/drawing/2015/10/21/chartex" xmlns:cx1="http://schemas.microsoft.com/office/drawing/2015/9/8/chartex" xmlns:cx="http://schemas.microsoft.com/office/drawing/2014/chartex" xmlns="" val="1"/>
+                      <adec:decorative xmlns:arto="http://schemas.microsoft.com/office/word/2006/arto" xmlns="" xmlns:cx="http://schemas.microsoft.com/office/drawing/2014/chartex" xmlns:cx1="http://schemas.microsoft.com/office/drawing/2015/9/8/chartex" xmlns:cx2="http://schemas.microsoft.com/office/drawing/2015/10/21/chartex" xmlns:cx3="http://schemas.microsoft.com/office/drawing/2016/5/9/chartex" xmlns:cx4="http://schemas.microsoft.com/office/drawing/2016/5/10/chartex" xmlns:cx5="http://schemas.microsoft.com/office/drawing/2016/5/11/chartex" xmlns:cx6="http://schemas.microsoft.com/office/drawing/2016/5/12/chartex" xmlns:cx7="http://schemas.microsoft.com/office/drawing/2016/5/13/chartex" xmlns:cx8="http://schemas.microsoft.com/office/drawing/2016/5/14/chartex" xmlns:aink="http://schemas.microsoft.com/office/drawing/2016/ink" xmlns:am3d="http://schemas.microsoft.com/office/drawing/2017/model3d" xmlns:o="urn:schemas-microsoft-com:office:office" xmlns:v="urn:schemas-microsoft-com:vml" xmlns:w10="urn:schemas-microsoft-com:office:word" xmlns:w="http://schemas.openxmlformats.org/wordprocessingml/2006/main" xmlns:w16cid="http://schemas.microsoft.com/office/word/2016/wordml/cid" xmlns:w16se="http://schemas.microsoft.com/office/word/2015/wordml/symex" xmlns:adec="http://schemas.microsoft.com/office/drawing/2017/decorative" val="1"/>
                     </a:ext>
                   </a:extLst>
                 </wp:docPr>
@@ -215,9 +213,11 @@
               </wp:anchor>
             </w:drawing>
           </mc:Choice>
-          <mc:Fallback xmlns:w16sdtdh="http://schemas.microsoft.com/office/word/2020/wordml/sdtdatahash" xmlns:w16="http://schemas.microsoft.com/office/word/2018/wordml" xmlns:w16cex="http://schemas.microsoft.com/office/word/2018/wordml/cex" xmlns:w16se="http://schemas.microsoft.com/office/word/2015/wordml/symex" xmlns:w16cid="http://schemas.microsoft.com/office/word/2016/wordml/cid" xmlns:am3d="http://schemas.microsoft.com/office/drawing/2017/model3d" xmlns:aink="http://schemas.microsoft.com/office/drawing/2016/ink" xmlns:cx8="http://schemas.microsoft.com/office/drawing/2016/5/14/chartex" xmlns:cx7="http://schemas.microsoft.com/office/drawing/2016/5/13/chartex" xmlns:cx6="http://schemas.microsoft.com/office/drawing/2016/5/12/chartex" xmlns:cx5="http://schemas.microsoft.com/office/drawing/2016/5/11/chartex" xmlns:cx4="http://schemas.microsoft.com/office/drawing/2016/5/10/chartex" xmlns:cx3="http://schemas.microsoft.com/office/drawing/2016/5/9/chartex" xmlns:cx2="http://schemas.microsoft.com/office/drawing/2015/10/21/chartex" xmlns:cx1="http://schemas.microsoft.com/office/drawing/2015/9/8/chartex" xmlns:cx="http://schemas.microsoft.com/office/drawing/2014/chartex">
+          <mc:Fallback>
             <w:pict>
-              <v:rect w14:anchorId="5C6229C9" id="Rectángulo 4" o:spid="_x0000_s1026" style="position:absolute;margin-left:-55.7pt;margin-top:29pt;width:613.85pt;height:204pt;z-index:-251659776;visibility:visible;mso-wrap-style:square;mso-width-percent:0;mso-height-percent:0;mso-wrap-distance-left:9pt;mso-wrap-distance-top:0;mso-wrap-distance-right:9pt;mso-wrap-distance-bottom:0;mso-position-horizontal:absolute;mso-position-horizontal-relative:text;mso-position-vertical:absolute;mso-position-vertical-relative:text;mso-width-percent:0;mso-height-percent:0;mso-width-relative:page;mso-height-relative:margin;v-text-anchor:middle" o:gfxdata="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" fillcolor="#00314d" stroked="f" strokeweight="1pt"/>
+              <v:rect w14:anchorId="1BA165BB" id="Rectángulo 4" o:spid="_x0000_s1026" style="position:absolute;margin-left:-55.7pt;margin-top:29pt;width:613.85pt;height:204pt;z-index:-251659776;visibility:visible;mso-wrap-style:square;mso-width-percent:0;mso-height-percent:0;mso-wrap-distance-left:9pt;mso-wrap-distance-top:0;mso-wrap-distance-right:9pt;mso-wrap-distance-bottom:0;mso-position-horizontal:absolute;mso-position-horizontal-relative:text;mso-position-vertical:absolute;mso-position-vertical-relative:text;mso-width-percent:0;mso-height-percent:0;mso-width-relative:page;mso-height-relative:margin;v-text-anchor:middle" o:gfxdata="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" fillcolor="#00314d" stroked="f" strokeweight="1pt">
+                <v:path arrowok="t"/>
+              </v:rect>
             </w:pict>
           </mc:Fallback>
         </mc:AlternateContent>
@@ -254,7 +254,7 @@
                 <wp:docPr id="2" name="Cuadro de texto 2">
                   <a:extLst xmlns:a="http://schemas.openxmlformats.org/drawingml/2006/main">
                     <a:ext uri="{C183D7F6-B498-43B3-948B-1728B52AA6E4}">
-                      <adec:decorative xmlns:adec="http://schemas.microsoft.com/office/drawing/2017/decorative" xmlns:w16se="http://schemas.microsoft.com/office/word/2015/wordml/symex" xmlns:w16cid="http://schemas.microsoft.com/office/word/2016/wordml/cid" xmlns:w="http://schemas.openxmlformats.org/wordprocessingml/2006/main" xmlns:w10="urn:schemas-microsoft-com:office:word" xmlns:v="urn:schemas-microsoft-com:vml" xmlns:o="urn:schemas-microsoft-com:office:office" xmlns:am3d="http://schemas.microsoft.com/office/drawing/2017/model3d" xmlns:aink="http://schemas.microsoft.com/office/drawing/2016/ink" xmlns:cx8="http://schemas.microsoft.com/office/drawing/2016/5/14/chartex" xmlns:cx7="http://schemas.microsoft.com/office/drawing/2016/5/13/chartex" xmlns:cx6="http://schemas.microsoft.com/office/drawing/2016/5/12/chartex" xmlns:cx5="http://schemas.microsoft.com/office/drawing/2016/5/11/chartex" xmlns:cx4="http://schemas.microsoft.com/office/drawing/2016/5/10/chartex" xmlns:cx3="http://schemas.microsoft.com/office/drawing/2016/5/9/chartex" xmlns:cx2="http://schemas.microsoft.com/office/drawing/2015/10/21/chartex" xmlns:cx1="http://schemas.microsoft.com/office/drawing/2015/9/8/chartex" xmlns:cx="http://schemas.microsoft.com/office/drawing/2014/chartex" xmlns="" val="1"/>
+                      <adec:decorative xmlns:arto="http://schemas.microsoft.com/office/word/2006/arto" xmlns="" xmlns:cx="http://schemas.microsoft.com/office/drawing/2014/chartex" xmlns:cx1="http://schemas.microsoft.com/office/drawing/2015/9/8/chartex" xmlns:cx2="http://schemas.microsoft.com/office/drawing/2015/10/21/chartex" xmlns:cx3="http://schemas.microsoft.com/office/drawing/2016/5/9/chartex" xmlns:cx4="http://schemas.microsoft.com/office/drawing/2016/5/10/chartex" xmlns:cx5="http://schemas.microsoft.com/office/drawing/2016/5/11/chartex" xmlns:cx6="http://schemas.microsoft.com/office/drawing/2016/5/12/chartex" xmlns:cx7="http://schemas.microsoft.com/office/drawing/2016/5/13/chartex" xmlns:cx8="http://schemas.microsoft.com/office/drawing/2016/5/14/chartex" xmlns:aink="http://schemas.microsoft.com/office/drawing/2016/ink" xmlns:am3d="http://schemas.microsoft.com/office/drawing/2017/model3d" xmlns:o="urn:schemas-microsoft-com:office:office" xmlns:v="urn:schemas-microsoft-com:vml" xmlns:w10="urn:schemas-microsoft-com:office:word" xmlns:w="http://schemas.openxmlformats.org/wordprocessingml/2006/main" xmlns:w16cid="http://schemas.microsoft.com/office/word/2016/wordml/cid" xmlns:w16se="http://schemas.microsoft.com/office/word/2015/wordml/symex" xmlns:adec="http://schemas.microsoft.com/office/drawing/2017/decorative" val="1"/>
                     </a:ext>
                   </a:extLst>
                 </wp:docPr>
@@ -1599,13 +1599,13 @@
         <w:lastRenderedPageBreak/>
         <w:fldChar w:fldCharType="end"/>
       </w:r>
-      <w:bookmarkStart w:id="1" w:name="_Toc176443691"/>
-      <w:bookmarkStart w:id="2" w:name="_Toc224074787"/>
+      <w:bookmarkStart w:id="0" w:name="_Toc176443691"/>
+      <w:bookmarkStart w:id="1" w:name="_Toc224074787"/>
       <w:r>
         <w:t>Introducción</w:t>
       </w:r>
+      <w:bookmarkEnd w:id="0"/>
       <w:bookmarkEnd w:id="1"/>
-      <w:bookmarkEnd w:id="2"/>
     </w:p>
     <w:p>
       <w:pPr>
@@ -1839,12 +1839,12 @@
         <w:spacing w:after="120"/>
         <w:ind w:left="720"/>
       </w:pPr>
-      <w:bookmarkStart w:id="3" w:name="_Toc224074788"/>
+      <w:bookmarkStart w:id="2" w:name="_Toc224074788"/>
       <w:r>
         <w:lastRenderedPageBreak/>
         <w:t>El proceso comunicativo</w:t>
       </w:r>
-      <w:bookmarkEnd w:id="3"/>
+      <w:bookmarkEnd w:id="2"/>
       <w:r>
         <w:tab/>
       </w:r>
@@ -1900,13 +1900,13 @@
           <w:noProof/>
         </w:rPr>
         <w:drawing>
-          <wp:anchor distT="0" distB="0" distL="114300" distR="114300" simplePos="0" relativeHeight="251660800" behindDoc="0" locked="0" layoutInCell="1" allowOverlap="1" wp14:anchorId="07238E5C" wp14:editId="55AFCEC0">
+          <wp:anchor distT="0" distB="0" distL="114300" distR="114300" simplePos="0" relativeHeight="251660800" behindDoc="0" locked="0" layoutInCell="1" allowOverlap="1" wp14:anchorId="07238E5C" wp14:editId="1435E56D">
             <wp:simplePos x="0" y="0"/>
             <wp:positionH relativeFrom="column">
-              <wp:posOffset>35560</wp:posOffset>
+              <wp:posOffset>721360</wp:posOffset>
             </wp:positionH>
             <wp:positionV relativeFrom="paragraph">
-              <wp:posOffset>509905</wp:posOffset>
+              <wp:posOffset>579755</wp:posOffset>
             </wp:positionV>
             <wp:extent cx="4858000" cy="3378374"/>
             <wp:effectExtent l="0" t="0" r="0" b="0"/>
@@ -1975,6 +1975,7 @@
         <w:rPr>
           <w:lang w:eastAsia="es-CO"/>
         </w:rPr>
+        <w:lastRenderedPageBreak/>
         <w:tab/>
       </w:r>
     </w:p>
@@ -1995,7 +1996,6 @@
           <w:b/>
           <w:lang w:eastAsia="es-CO"/>
         </w:rPr>
-        <w:lastRenderedPageBreak/>
         <w:t>Tipos de comunicación</w:t>
       </w:r>
     </w:p>
@@ -3492,12 +3492,14 @@
             <w:pPr>
               <w:ind w:firstLine="0"/>
               <w:rPr>
+                <w:color w:val="BFBFBF" w:themeColor="background1" w:themeShade="BF"/>
                 <w:lang w:eastAsia="es-CO"/>
               </w:rPr>
             </w:pPr>
             <w:r>
               <w:rPr>
                 <w:b/>
+                <w:color w:val="BFBFBF" w:themeColor="background1" w:themeShade="BF"/>
                 <w:lang w:eastAsia="es-CO"/>
               </w:rPr>
               <w:lastRenderedPageBreak/>
@@ -3550,12 +3552,14 @@
             <w:pPr>
               <w:ind w:firstLine="0"/>
               <w:rPr>
+                <w:color w:val="BFBFBF" w:themeColor="background1" w:themeShade="BF"/>
                 <w:lang w:eastAsia="es-CO"/>
               </w:rPr>
             </w:pPr>
             <w:r>
               <w:rPr>
                 <w:b/>
+                <w:color w:val="BFBFBF" w:themeColor="background1" w:themeShade="BF"/>
                 <w:lang w:eastAsia="es-CO"/>
               </w:rPr>
               <w:t>Escucha activa</w:t>
@@ -3662,12 +3666,14 @@
             <w:pPr>
               <w:ind w:firstLine="0"/>
               <w:rPr>
+                <w:color w:val="BFBFBF" w:themeColor="background1" w:themeShade="BF"/>
                 <w:lang w:eastAsia="es-CO"/>
               </w:rPr>
             </w:pPr>
             <w:r>
               <w:rPr>
                 <w:b/>
+                <w:color w:val="BFBFBF" w:themeColor="background1" w:themeShade="BF"/>
                 <w:lang w:eastAsia="es-CO"/>
               </w:rPr>
               <w:t>Comunicación no verbal</w:t>
@@ -3716,12 +3722,14 @@
             <w:pPr>
               <w:ind w:firstLine="0"/>
               <w:rPr>
+                <w:color w:val="BFBFBF" w:themeColor="background1" w:themeShade="BF"/>
                 <w:lang w:eastAsia="es-CO"/>
               </w:rPr>
             </w:pPr>
             <w:r>
               <w:rPr>
                 <w:b/>
+                <w:color w:val="BFBFBF" w:themeColor="background1" w:themeShade="BF"/>
                 <w:lang w:eastAsia="es-CO"/>
               </w:rPr>
               <w:t>Comunicación no verbal</w:t>
@@ -3773,12 +3781,14 @@
             <w:pPr>
               <w:ind w:firstLine="0"/>
               <w:rPr>
+                <w:color w:val="BFBFBF" w:themeColor="background1" w:themeShade="BF"/>
                 <w:lang w:eastAsia="es-CO"/>
               </w:rPr>
             </w:pPr>
             <w:r>
               <w:rPr>
                 <w:b/>
+                <w:color w:val="BFBFBF" w:themeColor="background1" w:themeShade="BF"/>
                 <w:lang w:eastAsia="es-CO"/>
               </w:rPr>
               <w:t>Comunicación no verbal</w:t>
@@ -4669,12 +4679,12 @@
         </w:tabs>
         <w:spacing w:after="120"/>
       </w:pPr>
-      <w:bookmarkStart w:id="4" w:name="_Toc224074789"/>
+      <w:bookmarkStart w:id="3" w:name="_Toc224074789"/>
       <w:r>
         <w:lastRenderedPageBreak/>
         <w:t>Asertividad en la comunicación</w:t>
       </w:r>
-      <w:bookmarkEnd w:id="4"/>
+      <w:bookmarkEnd w:id="3"/>
     </w:p>
     <w:p>
       <w:r>
@@ -4701,15 +4711,15 @@
           <w:noProof/>
         </w:rPr>
         <w:drawing>
-          <wp:anchor distT="0" distB="0" distL="114300" distR="114300" simplePos="0" relativeHeight="251662848" behindDoc="0" locked="0" layoutInCell="1" allowOverlap="1" wp14:anchorId="20C8F17D" wp14:editId="66C8EA92">
+          <wp:anchor distT="0" distB="0" distL="114300" distR="114300" simplePos="0" relativeHeight="251662848" behindDoc="0" locked="0" layoutInCell="1" allowOverlap="1" wp14:anchorId="20C8F17D" wp14:editId="66BC7A63">
             <wp:simplePos x="0" y="0"/>
             <wp:positionH relativeFrom="column">
-              <wp:posOffset>10160</wp:posOffset>
+              <wp:posOffset>632460</wp:posOffset>
             </wp:positionH>
             <wp:positionV relativeFrom="paragraph">
               <wp:posOffset>374015</wp:posOffset>
             </wp:positionV>
-            <wp:extent cx="5069551" cy="3365500"/>
+            <wp:extent cx="5069205" cy="3365500"/>
             <wp:effectExtent l="0" t="0" r="0" b="6350"/>
             <wp:wrapTopAndBottom/>
             <wp:docPr id="10" name="Imagen 10" descr="Representa la asertividad como un proceso equilibrado de comunicación, donde la firmeza guía la capacidad de decidir conscientemente cuándo aceptar o rechazar una solicitud. Se integra la habilidad de decir sí y decir no de manera clara y respetuosa, manteniendo coherencia entre decisiones, lenguaje corporal y propósito comunicativo. "/>
@@ -4738,7 +4748,7 @@
                   <pic:spPr>
                     <a:xfrm>
                       <a:off x="0" y="0"/>
-                      <a:ext cx="5069551" cy="3365500"/>
+                      <a:ext cx="5069205" cy="3365500"/>
                     </a:xfrm>
                     <a:prstGeom prst="rect">
                       <a:avLst/>
@@ -4772,11 +4782,32 @@
           <w:lang w:eastAsia="es-CO"/>
         </w:rPr>
       </w:pPr>
-      <w:r>
-        <w:rPr>
-          <w:lang w:eastAsia="es-CO"/>
-        </w:rPr>
-        <w:t xml:space="preserve">La asertividad en la comunicación laboral se refiere a la capacidad de defender los puntos de vista personales y manifestar desacuerdos de manera clara, directa y </w:t>
+    </w:p>
+    <w:p>
+      <w:pPr>
+        <w:rPr>
+          <w:lang w:eastAsia="es-CO"/>
+        </w:rPr>
+      </w:pPr>
+      <w:r>
+        <w:rPr>
+          <w:lang w:eastAsia="es-CO"/>
+        </w:rPr>
+        <w:t xml:space="preserve">La asertividad en la comunicación laboral se refiere a la capacidad de defender </w:t>
+      </w:r>
+      <w:proofErr w:type="gramStart"/>
+      <w:r>
+        <w:rPr>
+          <w:lang w:eastAsia="es-CO"/>
+        </w:rPr>
+        <w:t>los</w:t>
+      </w:r>
+      <w:proofErr w:type="gramEnd"/>
+      <w:r>
+        <w:rPr>
+          <w:lang w:eastAsia="es-CO"/>
+        </w:rPr>
+        <w:t xml:space="preserve"> puntos de vista personales y manifestar desacuerdos de manera clara, directa y </w:t>
       </w:r>
       <w:r>
         <w:rPr>
@@ -6577,12 +6608,12 @@
         <w:spacing w:after="120"/>
         <w:ind w:left="720"/>
       </w:pPr>
-      <w:bookmarkStart w:id="5" w:name="_Toc224074790"/>
+      <w:bookmarkStart w:id="4" w:name="_Toc224074790"/>
       <w:r>
         <w:lastRenderedPageBreak/>
         <w:t>Problemas en el trabajo</w:t>
       </w:r>
-      <w:bookmarkEnd w:id="5"/>
+      <w:bookmarkEnd w:id="4"/>
       <w:r>
         <w:tab/>
       </w:r>
@@ -7421,12 +7452,12 @@
       <w:pPr>
         <w:pStyle w:val="Ttulo2"/>
       </w:pPr>
-      <w:bookmarkStart w:id="6" w:name="_Toc224074791"/>
+      <w:bookmarkStart w:id="5" w:name="_Toc224074791"/>
       <w:r>
         <w:lastRenderedPageBreak/>
         <w:t>Análisis del campo de fuerzas</w:t>
       </w:r>
-      <w:bookmarkEnd w:id="6"/>
+      <w:bookmarkEnd w:id="5"/>
     </w:p>
     <w:p>
       <w:pPr>
@@ -7577,7 +7608,19 @@
         <w:rPr>
           <w:lang w:eastAsia="es-CO"/>
         </w:rPr>
-        <w:t xml:space="preserve">Para complementar toda esta información se invita al aprendiz a visitar el siguiente </w:t>
+        <w:t>Para complementar toda esta información</w:t>
+      </w:r>
+      <w:r>
+        <w:rPr>
+          <w:lang w:eastAsia="es-CO"/>
+        </w:rPr>
+        <w:t>,</w:t>
+      </w:r>
+      <w:r>
+        <w:rPr>
+          <w:lang w:eastAsia="es-CO"/>
+        </w:rPr>
+        <w:t xml:space="preserve"> se invita al aprendiz a visitar el siguiente </w:t>
       </w:r>
       <w:proofErr w:type="spellStart"/>
       <w:r>
@@ -7876,10 +7919,10 @@
           <w:lang w:eastAsia="es-CO"/>
         </w:rPr>
       </w:pPr>
-      <w:bookmarkStart w:id="7" w:name="_Toc224054311"/>
-      <w:bookmarkStart w:id="8" w:name="_Toc224074792"/>
+      <w:bookmarkStart w:id="6" w:name="_Toc224054311"/>
+      <w:bookmarkStart w:id="7" w:name="_Toc224074792"/>
+      <w:bookmarkEnd w:id="6"/>
       <w:bookmarkEnd w:id="7"/>
-      <w:bookmarkEnd w:id="8"/>
     </w:p>
     <w:p>
       <w:pPr>
@@ -7904,10 +7947,10 @@
           <w:lang w:eastAsia="es-CO"/>
         </w:rPr>
       </w:pPr>
-      <w:bookmarkStart w:id="9" w:name="_Toc224054312"/>
-      <w:bookmarkStart w:id="10" w:name="_Toc224074793"/>
+      <w:bookmarkStart w:id="8" w:name="_Toc224054312"/>
+      <w:bookmarkStart w:id="9" w:name="_Toc224074793"/>
+      <w:bookmarkEnd w:id="8"/>
       <w:bookmarkEnd w:id="9"/>
-      <w:bookmarkEnd w:id="10"/>
     </w:p>
     <w:p>
       <w:pPr>
@@ -7932,10 +7975,10 @@
           <w:lang w:eastAsia="es-CO"/>
         </w:rPr>
       </w:pPr>
-      <w:bookmarkStart w:id="11" w:name="_Toc224054313"/>
-      <w:bookmarkStart w:id="12" w:name="_Toc224074794"/>
+      <w:bookmarkStart w:id="10" w:name="_Toc224054313"/>
+      <w:bookmarkStart w:id="11" w:name="_Toc224074794"/>
+      <w:bookmarkEnd w:id="10"/>
       <w:bookmarkEnd w:id="11"/>
-      <w:bookmarkEnd w:id="12"/>
     </w:p>
     <w:p>
       <w:pPr>
@@ -7945,11 +7988,11 @@
           <w:numId w:val="11"/>
         </w:numPr>
       </w:pPr>
-      <w:bookmarkStart w:id="13" w:name="_Toc224074795"/>
+      <w:bookmarkStart w:id="12" w:name="_Toc224074795"/>
       <w:r>
         <w:t>Formulación de soluciones</w:t>
       </w:r>
-      <w:bookmarkEnd w:id="13"/>
+      <w:bookmarkEnd w:id="12"/>
       <w:r>
         <w:tab/>
       </w:r>
@@ -8473,11 +8516,11 @@
       <w:pPr>
         <w:pStyle w:val="Ttulo2"/>
       </w:pPr>
-      <w:bookmarkStart w:id="14" w:name="_Toc224074796"/>
+      <w:bookmarkStart w:id="13" w:name="_Toc224074796"/>
       <w:r>
         <w:t>Métodos de resolución de conflictos laborales colectivos</w:t>
       </w:r>
-      <w:bookmarkEnd w:id="14"/>
+      <w:bookmarkEnd w:id="13"/>
     </w:p>
     <w:p>
       <w:pPr>
@@ -9414,11 +9457,11 @@
       <w:pPr>
         <w:pStyle w:val="Ttulo2"/>
       </w:pPr>
-      <w:bookmarkStart w:id="15" w:name="_Toc224074797"/>
+      <w:bookmarkStart w:id="14" w:name="_Toc224074797"/>
       <w:r>
         <w:t>Diagramas para la planeación y solución de conflictos</w:t>
       </w:r>
-      <w:bookmarkEnd w:id="15"/>
+      <w:bookmarkEnd w:id="14"/>
       <w:r>
         <w:tab/>
       </w:r>
@@ -9632,6 +9675,7 @@
           <w:ilvl w:val="0"/>
           <w:numId w:val="35"/>
         </w:numPr>
+        <w:spacing w:before="0" w:after="0"/>
         <w:rPr>
           <w:lang w:eastAsia="es-CO"/>
         </w:rPr>
@@ -9641,6 +9685,42 @@
           <w:lang w:eastAsia="es-CO"/>
         </w:rPr>
         <w:t>Asignación clara de responsabilidades y tiempos.</w:t>
+      </w:r>
+      <w:r>
+        <w:rPr>
+          <w:lang w:eastAsia="es-CO"/>
+        </w:rPr>
+        <w:tab/>
+      </w:r>
+      <w:r>
+        <w:rPr>
+          <w:lang w:eastAsia="es-CO"/>
+        </w:rPr>
+        <w:tab/>
+      </w:r>
+      <w:r>
+        <w:rPr>
+          <w:lang w:eastAsia="es-CO"/>
+        </w:rPr>
+        <w:tab/>
+      </w:r>
+      <w:r>
+        <w:rPr>
+          <w:lang w:eastAsia="es-CO"/>
+        </w:rPr>
+        <w:tab/>
+      </w:r>
+      <w:r>
+        <w:rPr>
+          <w:lang w:eastAsia="es-CO"/>
+        </w:rPr>
+        <w:tab/>
+      </w:r>
+      <w:r>
+        <w:rPr>
+          <w:lang w:eastAsia="es-CO"/>
+        </w:rPr>
+        <w:tab/>
       </w:r>
     </w:p>
     <w:p>
@@ -9744,27 +9824,56 @@
         <w:rPr>
           <w:lang w:eastAsia="es-CO"/>
         </w:rPr>
-        <w:t>La técnica PERT se emplea en proyectos complejos o de alto costo. Representa la secuencia de actividades, identifica dependencias y permite determinar la ruta crítica, es decir, el tiempo mínimo necesario para completar el proyecto.</w:t>
-      </w:r>
-    </w:p>
-    <w:p>
-      <w:pPr>
-        <w:rPr>
-          <w:lang w:eastAsia="es-CO"/>
-        </w:rPr>
-      </w:pPr>
-    </w:p>
-    <w:p>
-      <w:pPr>
-        <w:rPr>
-          <w:lang w:eastAsia="es-CO"/>
-        </w:rPr>
-      </w:pPr>
+        <w:t xml:space="preserve">La técnica PERT se emplea en proyectos complejos o de alto costo. Representa la secuencia de actividades, identifica dependencias y permite determinar la ruta crítica, </w:t>
+      </w:r>
       <w:r>
         <w:rPr>
           <w:lang w:eastAsia="es-CO"/>
         </w:rPr>
         <w:lastRenderedPageBreak/>
+        <w:t>es decir, el tiempo mínimo necesario para completar el proyecto.</w:t>
+      </w:r>
+      <w:r>
+        <w:rPr>
+          <w:lang w:eastAsia="es-CO"/>
+        </w:rPr>
+        <w:tab/>
+      </w:r>
+      <w:r>
+        <w:rPr>
+          <w:lang w:eastAsia="es-CO"/>
+        </w:rPr>
+        <w:tab/>
+      </w:r>
+      <w:r>
+        <w:rPr>
+          <w:lang w:eastAsia="es-CO"/>
+        </w:rPr>
+        <w:tab/>
+      </w:r>
+      <w:r>
+        <w:rPr>
+          <w:lang w:eastAsia="es-CO"/>
+        </w:rPr>
+        <w:tab/>
+      </w:r>
+      <w:r>
+        <w:rPr>
+          <w:lang w:eastAsia="es-CO"/>
+        </w:rPr>
+        <w:tab/>
+      </w:r>
+    </w:p>
+    <w:p>
+      <w:pPr>
+        <w:rPr>
+          <w:lang w:eastAsia="es-CO"/>
+        </w:rPr>
+      </w:pPr>
+      <w:r>
+        <w:rPr>
+          <w:lang w:eastAsia="es-CO"/>
+        </w:rPr>
         <w:t>Esta herramienta ayuda a:</w:t>
       </w:r>
     </w:p>
@@ -11004,114 +11113,6 @@
         </w:rPr>
         <w:tab/>
       </w:r>
-      <w:r>
-        <w:rPr>
-          <w:lang w:eastAsia="es-CO"/>
-        </w:rPr>
-        <w:tab/>
-      </w:r>
-      <w:r>
-        <w:rPr>
-          <w:lang w:eastAsia="es-CO"/>
-        </w:rPr>
-        <w:tab/>
-      </w:r>
-      <w:r>
-        <w:rPr>
-          <w:lang w:eastAsia="es-CO"/>
-        </w:rPr>
-        <w:tab/>
-      </w:r>
-      <w:r>
-        <w:rPr>
-          <w:lang w:eastAsia="es-CO"/>
-        </w:rPr>
-        <w:tab/>
-      </w:r>
-      <w:r>
-        <w:rPr>
-          <w:lang w:eastAsia="es-CO"/>
-        </w:rPr>
-        <w:tab/>
-      </w:r>
-      <w:r>
-        <w:rPr>
-          <w:lang w:eastAsia="es-CO"/>
-        </w:rPr>
-        <w:tab/>
-      </w:r>
-      <w:r>
-        <w:rPr>
-          <w:lang w:eastAsia="es-CO"/>
-        </w:rPr>
-        <w:tab/>
-      </w:r>
-      <w:r>
-        <w:rPr>
-          <w:lang w:eastAsia="es-CO"/>
-        </w:rPr>
-        <w:tab/>
-      </w:r>
-      <w:r>
-        <w:rPr>
-          <w:lang w:eastAsia="es-CO"/>
-        </w:rPr>
-        <w:tab/>
-      </w:r>
-      <w:r>
-        <w:rPr>
-          <w:lang w:eastAsia="es-CO"/>
-        </w:rPr>
-        <w:tab/>
-      </w:r>
-      <w:r>
-        <w:rPr>
-          <w:lang w:eastAsia="es-CO"/>
-        </w:rPr>
-        <w:tab/>
-      </w:r>
-      <w:r>
-        <w:rPr>
-          <w:lang w:eastAsia="es-CO"/>
-        </w:rPr>
-        <w:tab/>
-      </w:r>
-      <w:r>
-        <w:rPr>
-          <w:lang w:eastAsia="es-CO"/>
-        </w:rPr>
-        <w:tab/>
-      </w:r>
-      <w:r>
-        <w:rPr>
-          <w:lang w:eastAsia="es-CO"/>
-        </w:rPr>
-        <w:tab/>
-      </w:r>
-      <w:r>
-        <w:rPr>
-          <w:lang w:eastAsia="es-CO"/>
-        </w:rPr>
-        <w:tab/>
-      </w:r>
-      <w:r>
-        <w:rPr>
-          <w:lang w:eastAsia="es-CO"/>
-        </w:rPr>
-        <w:tab/>
-      </w:r>
-      <w:r>
-        <w:rPr>
-          <w:lang w:eastAsia="es-CO"/>
-        </w:rPr>
-        <w:tab/>
-      </w:r>
-      <w:r>
-        <w:rPr>
-          <w:lang w:eastAsia="es-CO"/>
-        </w:rPr>
-        <w:tab/>
-      </w:r>
     </w:p>
     <w:p>
       <w:pPr>
@@ -11121,12 +11122,12 @@
           <w:numId w:val="1"/>
         </w:numPr>
       </w:pPr>
-      <w:bookmarkStart w:id="16" w:name="_Toc224074798"/>
+      <w:bookmarkStart w:id="15" w:name="_Toc224074798"/>
       <w:r>
         <w:lastRenderedPageBreak/>
         <w:t>Plan de acción</w:t>
       </w:r>
-      <w:bookmarkEnd w:id="16"/>
+      <w:bookmarkEnd w:id="15"/>
     </w:p>
     <w:p>
       <w:pPr>
@@ -11328,7 +11329,7 @@
             <w:pPr>
               <w:ind w:firstLine="0"/>
             </w:pPr>
-            <w:bookmarkStart w:id="17" w:name="_Hlk161159634"/>
+            <w:bookmarkStart w:id="16" w:name="_Hlk161159634"/>
             <w:r>
               <w:t>Acuerdo</w:t>
             </w:r>
@@ -11432,6 +11433,9 @@
               <w:ind w:firstLine="0"/>
             </w:pPr>
             <w:r>
+              <w:rPr>
+                <w:color w:val="BFBFBF" w:themeColor="background1" w:themeShade="BF"/>
+              </w:rPr>
               <w:t>Para diligenciar</w:t>
             </w:r>
           </w:p>
@@ -11452,6 +11456,7 @@
             <w:r>
               <w:rPr>
                 <w:b/>
+                <w:color w:val="BFBFBF" w:themeColor="background1" w:themeShade="BF"/>
               </w:rPr>
               <w:t>Para diligenciar</w:t>
             </w:r>
@@ -11464,8 +11469,14 @@
           <w:p>
             <w:pPr>
               <w:ind w:firstLine="0"/>
+              <w:rPr>
+                <w:color w:val="BFBFBF" w:themeColor="background1" w:themeShade="BF"/>
+              </w:rPr>
             </w:pPr>
             <w:r>
+              <w:rPr>
+                <w:color w:val="BFBFBF" w:themeColor="background1" w:themeShade="BF"/>
+              </w:rPr>
               <w:t>Para diligenciar</w:t>
             </w:r>
           </w:p>
@@ -11477,8 +11488,14 @@
           <w:p>
             <w:pPr>
               <w:ind w:firstLine="0"/>
+              <w:rPr>
+                <w:color w:val="BFBFBF" w:themeColor="background1" w:themeShade="BF"/>
+              </w:rPr>
             </w:pPr>
             <w:r>
+              <w:rPr>
+                <w:color w:val="BFBFBF" w:themeColor="background1" w:themeShade="BF"/>
+              </w:rPr>
               <w:t>Para diligenciar</w:t>
             </w:r>
           </w:p>
@@ -11490,8 +11507,14 @@
           <w:p>
             <w:pPr>
               <w:ind w:firstLine="0"/>
+              <w:rPr>
+                <w:color w:val="BFBFBF" w:themeColor="background1" w:themeShade="BF"/>
+              </w:rPr>
             </w:pPr>
             <w:r>
+              <w:rPr>
+                <w:color w:val="BFBFBF" w:themeColor="background1" w:themeShade="BF"/>
+              </w:rPr>
               <w:t>Para diligenciar</w:t>
             </w:r>
           </w:p>
@@ -11604,7 +11627,7 @@
         <w:t>La gestión y solución de conflictos en el ámbito organizacional exige un enfoque integral que articule el análisis riguroso del problema, la formulación creativa de soluciones, la planificación estructurada de acciones y un seguimiento constante. Cuando estos elementos se desarrollan de manera participativa, con comunicación asertiva y compromiso colectivo, los conflictos dejan de ser una amenaza y se convierten en oportunidades de aprendizaje, mejora continua y fortalecimiento de las relaciones laborales, contribuyendo al logro de los objetivos institucionales y a un clima organizacional saludable.</w:t>
       </w:r>
     </w:p>
-    <w:bookmarkEnd w:id="17"/>
+    <w:bookmarkEnd w:id="16"/>
     <w:p>
       <w:pPr>
         <w:spacing w:before="0" w:after="0"/>
@@ -11618,12 +11641,12 @@
       <w:pPr>
         <w:pStyle w:val="Titulosgenerales"/>
       </w:pPr>
-      <w:bookmarkStart w:id="18" w:name="_Toc224074799"/>
+      <w:bookmarkStart w:id="17" w:name="_Toc224074799"/>
       <w:r>
         <w:lastRenderedPageBreak/>
         <w:t>Síntesis</w:t>
       </w:r>
-      <w:bookmarkEnd w:id="18"/>
+      <w:bookmarkEnd w:id="17"/>
     </w:p>
     <w:p>
       <w:pPr>
@@ -11710,14 +11733,14 @@
       <w:pPr>
         <w:pStyle w:val="Titulosgenerales"/>
       </w:pPr>
-      <w:bookmarkStart w:id="19" w:name="_Toc176443725"/>
-      <w:bookmarkStart w:id="20" w:name="_Toc224074800"/>
+      <w:bookmarkStart w:id="18" w:name="_Toc176443725"/>
+      <w:bookmarkStart w:id="19" w:name="_Toc224074800"/>
       <w:r>
         <w:lastRenderedPageBreak/>
         <w:t>Glosario</w:t>
       </w:r>
+      <w:bookmarkEnd w:id="18"/>
       <w:bookmarkEnd w:id="19"/>
-      <w:bookmarkEnd w:id="20"/>
     </w:p>
     <w:p>
       <w:pPr>
@@ -12060,8 +12083,8 @@
           <w:lang w:val="es-MX"/>
         </w:rPr>
       </w:pPr>
-      <w:bookmarkStart w:id="21" w:name="_Toc176443726"/>
-      <w:bookmarkStart w:id="22" w:name="_Toc224074801"/>
+      <w:bookmarkStart w:id="20" w:name="_Toc176443726"/>
+      <w:bookmarkStart w:id="21" w:name="_Toc224074801"/>
       <w:r>
         <w:rPr>
           <w:lang w:val="es-MX"/>
@@ -12069,93 +12092,101 @@
         <w:lastRenderedPageBreak/>
         <w:t>Referencias bibliográficas</w:t>
       </w:r>
+      <w:bookmarkEnd w:id="20"/>
       <w:bookmarkEnd w:id="21"/>
+    </w:p>
+    <w:p>
+      <w:pPr>
+        <w:rPr>
+          <w:lang w:val="es-MX" w:eastAsia="es-CO"/>
+        </w:rPr>
+      </w:pPr>
+      <w:bookmarkStart w:id="22" w:name="_Toc176443727"/>
+      <w:r>
+        <w:rPr>
+          <w:lang w:val="es-MX" w:eastAsia="es-CO"/>
+        </w:rPr>
+        <w:t>Marín Olarte, D., &amp; David Avendaño, L. F. (2022). Mejorando el clima organizacional a través de la comunicación asertiva y el trabajo en equipo.</w:t>
+      </w:r>
+    </w:p>
+    <w:p>
+      <w:pPr>
+        <w:rPr>
+          <w:lang w:val="es-MX" w:eastAsia="es-CO"/>
+        </w:rPr>
+      </w:pPr>
+      <w:proofErr w:type="spellStart"/>
+      <w:r>
+        <w:rPr>
+          <w:lang w:val="es-MX" w:eastAsia="es-CO"/>
+        </w:rPr>
+        <w:t>Marquez</w:t>
+      </w:r>
+      <w:proofErr w:type="spellEnd"/>
+      <w:r>
+        <w:rPr>
+          <w:lang w:val="es-MX" w:eastAsia="es-CO"/>
+        </w:rPr>
+        <w:t xml:space="preserve"> Vela, A. V., Silva </w:t>
+      </w:r>
+      <w:proofErr w:type="spellStart"/>
+      <w:r>
+        <w:rPr>
+          <w:lang w:val="es-MX" w:eastAsia="es-CO"/>
+        </w:rPr>
+        <w:t>Ramirez</w:t>
+      </w:r>
+      <w:proofErr w:type="spellEnd"/>
+      <w:r>
+        <w:rPr>
+          <w:lang w:val="es-MX" w:eastAsia="es-CO"/>
+        </w:rPr>
+        <w:t>, J. T., &amp; Yaya Vargas, B. S. (2022). Comunicación asertiva.</w:t>
+      </w:r>
+    </w:p>
+    <w:p>
+      <w:pPr>
+        <w:rPr>
+          <w:lang w:val="es-MX" w:eastAsia="es-CO"/>
+        </w:rPr>
+      </w:pPr>
+      <w:r>
+        <w:rPr>
+          <w:lang w:val="es-MX" w:eastAsia="es-CO"/>
+        </w:rPr>
+        <w:t>Presley, T. (2023). Comunicación asertiva: desarrolle sus habilidades de comunicación asertiva y aprenda instantáneamente cómo defenderse, comunicarse efectivamente y aumentar su confianza mientras gan</w:t>
+      </w:r>
+      <w:bookmarkStart w:id="23" w:name="_GoBack"/>
+      <w:bookmarkEnd w:id="23"/>
+      <w:r>
+        <w:rPr>
+          <w:lang w:val="es-MX" w:eastAsia="es-CO"/>
+        </w:rPr>
+        <w:t>a el respeto de los demás. Timothy Presley.</w:t>
+      </w:r>
+    </w:p>
+    <w:p>
+      <w:r>
+        <w:rPr>
+          <w:lang w:val="es-MX" w:eastAsia="es-CO"/>
+        </w:rPr>
+        <w:t xml:space="preserve">Ramos, J. (2023). Manual práctico de comunicación asertiva. </w:t>
+      </w:r>
+      <w:proofErr w:type="spellStart"/>
+      <w:r>
+        <w:rPr>
+          <w:lang w:val="es-MX" w:eastAsia="es-CO"/>
+        </w:rPr>
+        <w:t>XinXii</w:t>
+      </w:r>
+      <w:proofErr w:type="spellEnd"/>
+      <w:r>
+        <w:rPr>
+          <w:lang w:val="es-MX" w:eastAsia="es-CO"/>
+        </w:rPr>
+        <w:t>.</w:t>
+      </w:r>
       <w:bookmarkEnd w:id="22"/>
-    </w:p>
-    <w:p>
-      <w:pPr>
-        <w:rPr>
-          <w:lang w:val="es-MX" w:eastAsia="es-CO"/>
-        </w:rPr>
-      </w:pPr>
-      <w:bookmarkStart w:id="23" w:name="_Toc176443727"/>
-      <w:r>
-        <w:rPr>
-          <w:lang w:val="es-MX" w:eastAsia="es-CO"/>
-        </w:rPr>
-        <w:t>Marín Olarte, D., &amp; David Avendaño, L. F. (2022). Mejorando el clima organizacional a través de la comunicación asertiva y el trabajo en equipo.</w:t>
-      </w:r>
-    </w:p>
-    <w:p>
-      <w:pPr>
-        <w:rPr>
-          <w:lang w:val="es-MX" w:eastAsia="es-CO"/>
-        </w:rPr>
-      </w:pPr>
-      <w:proofErr w:type="spellStart"/>
-      <w:r>
-        <w:rPr>
-          <w:lang w:val="es-MX" w:eastAsia="es-CO"/>
-        </w:rPr>
-        <w:t>Marquez</w:t>
-      </w:r>
-      <w:proofErr w:type="spellEnd"/>
-      <w:r>
-        <w:rPr>
-          <w:lang w:val="es-MX" w:eastAsia="es-CO"/>
-        </w:rPr>
-        <w:t xml:space="preserve"> Vela, A. V., Silva </w:t>
-      </w:r>
-      <w:proofErr w:type="spellStart"/>
-      <w:r>
-        <w:rPr>
-          <w:lang w:val="es-MX" w:eastAsia="es-CO"/>
-        </w:rPr>
-        <w:t>Ramirez</w:t>
-      </w:r>
-      <w:proofErr w:type="spellEnd"/>
-      <w:r>
-        <w:rPr>
-          <w:lang w:val="es-MX" w:eastAsia="es-CO"/>
-        </w:rPr>
-        <w:t>, J. T., &amp; Yaya Vargas, B. S. (2022). Comunicación asertiva.</w:t>
-      </w:r>
-    </w:p>
-    <w:p>
-      <w:pPr>
-        <w:rPr>
-          <w:lang w:val="es-MX" w:eastAsia="es-CO"/>
-        </w:rPr>
-      </w:pPr>
-      <w:r>
-        <w:rPr>
-          <w:lang w:val="es-MX" w:eastAsia="es-CO"/>
-        </w:rPr>
-        <w:t>Presley, T. (2023). Comunicación asertiva: desarrolle sus habilidades de comunicación asertiva y aprenda instantáneamente cómo defenderse, comunicarse efectivamente y aumentar su confianza mientras gana el respeto de los demás. Timothy Presley.</w:t>
-      </w:r>
-    </w:p>
-    <w:p>
-      <w:r>
-        <w:rPr>
-          <w:lang w:val="es-MX" w:eastAsia="es-CO"/>
-        </w:rPr>
-        <w:t xml:space="preserve">Ramos, J. (2023). Manual práctico de comunicación asertiva. </w:t>
-      </w:r>
-      <w:proofErr w:type="spellStart"/>
-      <w:r>
-        <w:rPr>
-          <w:lang w:val="es-MX" w:eastAsia="es-CO"/>
-        </w:rPr>
-        <w:t>XinXii</w:t>
-      </w:r>
-      <w:proofErr w:type="spellEnd"/>
-      <w:r>
-        <w:rPr>
-          <w:lang w:val="es-MX" w:eastAsia="es-CO"/>
-        </w:rPr>
-        <w:t>.</w:t>
-      </w:r>
-      <w:bookmarkEnd w:id="23"/>
     </w:p>
     <w:p/>
     <w:p/>
@@ -12913,6 +12944,74 @@
       <w:pPr>
         <w:spacing w:before="0" w:after="160" w:line="259" w:lineRule="auto"/>
         <w:ind w:firstLine="0"/>
+        <w:rPr>
+          <w:rFonts w:cs="Calibri"/>
+          <w:sz w:val="24"/>
+          <w:szCs w:val="24"/>
+        </w:rPr>
+      </w:pPr>
+    </w:p>
+    <w:p>
+      <w:pPr>
+        <w:rPr>
+          <w:rFonts w:cs="Calibri"/>
+          <w:sz w:val="24"/>
+          <w:szCs w:val="24"/>
+        </w:rPr>
+      </w:pPr>
+    </w:p>
+    <w:p>
+      <w:pPr>
+        <w:rPr>
+          <w:rFonts w:cs="Calibri"/>
+          <w:sz w:val="24"/>
+          <w:szCs w:val="24"/>
+        </w:rPr>
+      </w:pPr>
+    </w:p>
+    <w:p>
+      <w:pPr>
+        <w:rPr>
+          <w:rFonts w:cs="Calibri"/>
+          <w:sz w:val="24"/>
+          <w:szCs w:val="24"/>
+        </w:rPr>
+      </w:pPr>
+    </w:p>
+    <w:p>
+      <w:pPr>
+        <w:rPr>
+          <w:rFonts w:cs="Calibri"/>
+          <w:sz w:val="24"/>
+          <w:szCs w:val="24"/>
+        </w:rPr>
+      </w:pPr>
+    </w:p>
+    <w:p>
+      <w:pPr>
+        <w:tabs>
+          <w:tab w:val="left" w:pos="3260"/>
+        </w:tabs>
+        <w:rPr>
+          <w:rFonts w:cs="Calibri"/>
+          <w:sz w:val="24"/>
+          <w:szCs w:val="24"/>
+        </w:rPr>
+      </w:pPr>
+      <w:r>
+        <w:rPr>
+          <w:rFonts w:cs="Calibri"/>
+          <w:sz w:val="24"/>
+          <w:szCs w:val="24"/>
+        </w:rPr>
+        <w:tab/>
+      </w:r>
+    </w:p>
+    <w:p>
+      <w:pPr>
+        <w:tabs>
+          <w:tab w:val="left" w:pos="3260"/>
+        </w:tabs>
         <w:rPr>
           <w:rFonts w:cs="Calibri"/>
           <w:sz w:val="24"/>
@@ -13081,7 +13180,7 @@
         <w:noProof/>
         <w:lang w:val="es-ES"/>
       </w:rPr>
-      <w:t>43</w:t>
+      <w:t>20</w:t>
     </w:r>
     <w:r>
       <w:fldChar w:fldCharType="end"/>
@@ -18786,6 +18885,15 @@
 </file>
 
 <file path=customXml/item1.xml><?xml version="1.0" encoding="utf-8"?>
+<?mso-contentType ?>
+<FormTemplates xmlns="http://schemas.microsoft.com/sharepoint/v3/contenttype/forms">
+  <Display>DocumentLibraryForm</Display>
+  <Edit>DocumentLibraryForm</Edit>
+  <New>DocumentLibraryForm</New>
+</FormTemplates>
+</file>
+
+<file path=customXml/item2.xml><?xml version="1.0" encoding="utf-8"?>
 <p:properties xmlns:p="http://schemas.microsoft.com/office/2006/metadata/properties" xmlns:xsi="http://www.w3.org/2001/XMLSchema-instance" xmlns:pc="http://schemas.microsoft.com/office/infopath/2007/PartnerControls">
   <documentManagement>
     <TaxCatchAll xmlns="13c90a0b-73bc-4dc0-be5f-28d77b615beb" xsi:nil="true"/>
@@ -18796,7 +18904,7 @@
 </p:properties>
 </file>
 
-<file path=customXml/item2.xml><?xml version="1.0" encoding="utf-8"?>
+<file path=customXml/item3.xml><?xml version="1.0" encoding="utf-8"?>
 <ct:contentTypeSchema xmlns:ct="http://schemas.microsoft.com/office/2006/metadata/contentType" xmlns:ma="http://schemas.microsoft.com/office/2006/metadata/properties/metaAttributes" ct:_="" ma:_="" ma:contentTypeName="Documento" ma:contentTypeID="0x0101006A81D6BD42E8DF4C91013959704817E1" ma:contentTypeVersion="15" ma:contentTypeDescription="Crear nuevo documento." ma:contentTypeScope="" ma:versionID="bf4f72ffd194f0963ff564daca6869f7">
   <xsd:schema xmlns:xsd="http://www.w3.org/2001/XMLSchema" xmlns:xs="http://www.w3.org/2001/XMLSchema" xmlns:p="http://schemas.microsoft.com/office/2006/metadata/properties" xmlns:ns2="13c90a0b-73bc-4dc0-be5f-28d77b615beb" xmlns:ns3="13c93bba-48ce-428c-bfe5-88b42c19b028" targetNamespace="http://schemas.microsoft.com/office/2006/metadata/properties" ma:root="true" ma:fieldsID="8718d6f4873a5b1392a45044efa78385" ns2:_="" ns3:_="">
     <xsd:import namespace="13c90a0b-73bc-4dc0-be5f-28d77b615beb"/>
@@ -19031,20 +19139,19 @@
 </ct:contentTypeSchema>
 </file>
 
-<file path=customXml/item3.xml><?xml version="1.0" encoding="utf-8"?>
-<?mso-contentType ?>
-<FormTemplates xmlns="http://schemas.microsoft.com/sharepoint/v3/contenttype/forms">
-  <Display>DocumentLibraryForm</Display>
-  <Edit>DocumentLibraryForm</Edit>
-  <New>DocumentLibraryForm</New>
-</FormTemplates>
-</file>
-
 <file path=customXml/item4.xml><?xml version="1.0" encoding="utf-8"?>
 <b:Sources xmlns:b="http://schemas.openxmlformats.org/officeDocument/2006/bibliography" xmlns="http://schemas.openxmlformats.org/officeDocument/2006/bibliography" SelectedStyle="\APASixthEditionOfficeOnline.xsl" StyleName="APA" Version="6"/>
 </file>
 
 <file path=customXml/itemProps1.xml><?xml version="1.0" encoding="utf-8"?>
+<ds:datastoreItem xmlns:ds="http://schemas.openxmlformats.org/officeDocument/2006/customXml" ds:itemID="{91756AAB-0645-4FFC-990B-34BB6096B23B}">
+  <ds:schemaRefs>
+    <ds:schemaRef ds:uri="http://schemas.microsoft.com/sharepoint/v3/contenttype/forms"/>
+  </ds:schemaRefs>
+</ds:datastoreItem>
+</file>
+
+<file path=customXml/itemProps2.xml><?xml version="1.0" encoding="utf-8"?>
 <ds:datastoreItem xmlns:ds="http://schemas.openxmlformats.org/officeDocument/2006/customXml" ds:itemID="{CEECB56F-E1D8-45BF-A0A3-B5258E7263D4}">
   <ds:schemaRefs>
     <ds:schemaRef ds:uri="http://schemas.microsoft.com/office/2006/metadata/properties"/>
@@ -19055,20 +19162,12 @@
 </ds:datastoreItem>
 </file>
 
-<file path=customXml/itemProps2.xml><?xml version="1.0" encoding="utf-8"?>
-<ds:datastoreItem xmlns:ds="http://schemas.openxmlformats.org/officeDocument/2006/customXml" ds:itemID="{89FF167D-5B41-4D06-83C8-EE5112F3F5C9}"/>
-</file>
-
 <file path=customXml/itemProps3.xml><?xml version="1.0" encoding="utf-8"?>
-<ds:datastoreItem xmlns:ds="http://schemas.openxmlformats.org/officeDocument/2006/customXml" ds:itemID="{91756AAB-0645-4FFC-990B-34BB6096B23B}">
-  <ds:schemaRefs>
-    <ds:schemaRef ds:uri="http://schemas.microsoft.com/sharepoint/v3/contenttype/forms"/>
-  </ds:schemaRefs>
-</ds:datastoreItem>
+<ds:datastoreItem xmlns:ds="http://schemas.openxmlformats.org/officeDocument/2006/customXml" ds:itemID="{D758A6BC-D7C9-48A1-8C7B-BE9882A24EBE}"/>
 </file>
 
 <file path=customXml/itemProps4.xml><?xml version="1.0" encoding="utf-8"?>
-<ds:datastoreItem xmlns:ds="http://schemas.openxmlformats.org/officeDocument/2006/customXml" ds:itemID="{B03315E0-CEA6-4306-86B4-0F9D26640709}">
+<ds:datastoreItem xmlns:ds="http://schemas.openxmlformats.org/officeDocument/2006/customXml" ds:itemID="{F1658743-DBDC-4240-BBFE-9AE652823CB1}">
   <ds:schemaRefs>
     <ds:schemaRef ds:uri="http://schemas.openxmlformats.org/officeDocument/2006/bibliography"/>
   </ds:schemaRefs>
